--- a/docs/Chrona_前端单元测试报告.docx
+++ b/docs/Chrona_前端单元测试报告.docx
@@ -208,7 +208,17 @@
           <w:szCs w:val="24"/>
           <w:lang w:val="en-US" w:eastAsia="zh-CN" w:bidi="ar"/>
         </w:rPr>
-        <w:t>Azalea</w:t>
+        <w:t>A</w:t>
+      </w:r>
+      <w:r>
+        <w:rPr>
+          <w:rFonts w:hint="default" w:ascii="宋体" w:hAnsi="宋体" w:eastAsia="宋体" w:cs="宋体"/>
+          <w:kern w:val="0"/>
+          <w:sz w:val="24"/>
+          <w:szCs w:val="24"/>
+          <w:lang w:val="en-US" w:eastAsia="zh-CN" w:bidi="ar"/>
+        </w:rPr>
+        <w:t>ZH</w:t>
       </w:r>
       <w:r>
         <w:rPr>
@@ -218,7 +228,19 @@
           <w:szCs w:val="24"/>
           <w:lang w:val="en-US" w:eastAsia="zh-CN" w:bidi="ar"/>
         </w:rPr>
-        <w:t>开发团队</w:t>
+        <w:t>开</w:t>
+      </w:r>
+      <w:bookmarkStart w:id="0" w:name="_GoBack"/>
+      <w:bookmarkEnd w:id="0"/>
+      <w:r>
+        <w:rPr>
+          <w:rFonts w:ascii="宋体" w:hAnsi="宋体" w:eastAsia="宋体" w:cs="宋体"/>
+          <w:kern w:val="0"/>
+          <w:sz w:val="24"/>
+          <w:szCs w:val="24"/>
+          <w:lang w:val="en-US" w:eastAsia="zh-CN" w:bidi="ar"/>
+        </w:rPr>
+        <w:t>发团队</w:t>
       </w:r>
     </w:p>
     <w:p>
@@ -916,12 +938,6 @@
             <w:insideH w:val="single" w:color="BFBFBF" w:sz="4" w:space="0"/>
             <w:insideV w:val="single" w:color="BFBFBF" w:sz="4" w:space="0"/>
           </w:tblBorders>
-          <w:tblCellMar>
-            <w:top w:w="0" w:type="dxa"/>
-            <w:left w:w="10" w:type="dxa"/>
-            <w:bottom w:w="0" w:type="dxa"/>
-            <w:right w:w="10" w:type="dxa"/>
-          </w:tblCellMar>
         </w:tblPrEx>
         <w:tc>
           <w:tcPr>
@@ -10952,12 +10968,6 @@
             <w:insideH w:val="single" w:color="BFBFBF" w:sz="4" w:space="0"/>
             <w:insideV w:val="single" w:color="BFBFBF" w:sz="4" w:space="0"/>
           </w:tblBorders>
-          <w:tblCellMar>
-            <w:top w:w="0" w:type="dxa"/>
-            <w:left w:w="10" w:type="dxa"/>
-            <w:bottom w:w="0" w:type="dxa"/>
-            <w:right w:w="10" w:type="dxa"/>
-          </w:tblCellMar>
         </w:tblPrEx>
         <w:tc>
           <w:tcPr>
@@ -12520,12 +12530,6 @@
             <w:insideH w:val="single" w:color="BFBFBF" w:sz="4" w:space="0"/>
             <w:insideV w:val="single" w:color="BFBFBF" w:sz="4" w:space="0"/>
           </w:tblBorders>
-          <w:tblCellMar>
-            <w:top w:w="0" w:type="dxa"/>
-            <w:left w:w="10" w:type="dxa"/>
-            <w:bottom w:w="0" w:type="dxa"/>
-            <w:right w:w="10" w:type="dxa"/>
-          </w:tblCellMar>
         </w:tblPrEx>
         <w:tc>
           <w:tcPr>
@@ -14071,8 +14075,6 @@
           </wp:inline>
         </w:drawing>
       </w:r>
-      <w:bookmarkStart w:id="0" w:name="_GoBack"/>
-      <w:bookmarkEnd w:id="0"/>
     </w:p>
     <w:p>
       <w:pPr>
@@ -14147,12 +14149,6 @@
             <w:insideH w:val="single" w:color="BFBFBF" w:sz="4" w:space="0"/>
             <w:insideV w:val="single" w:color="BFBFBF" w:sz="4" w:space="0"/>
           </w:tblBorders>
-          <w:tblCellMar>
-            <w:top w:w="0" w:type="dxa"/>
-            <w:left w:w="10" w:type="dxa"/>
-            <w:bottom w:w="0" w:type="dxa"/>
-            <w:right w:w="10" w:type="dxa"/>
-          </w:tblCellMar>
         </w:tblPrEx>
         <w:tc>
           <w:tcPr>
@@ -14887,7 +14883,7 @@
   <w:docDefaults>
     <w:rPrDefault>
       <w:rPr>
-        <w:rFonts w:ascii="微软雅黑" w:hAnsi="微软雅黑" w:eastAsia="微软雅黑" w:cs="微软雅黑"/>
+        <w:rFonts w:ascii="Times New Roman" w:hAnsi="Times New Roman" w:eastAsia="宋体" w:cs="Times New Roman"/>
       </w:rPr>
     </w:rPrDefault>
     <w:pPrDefault/>
@@ -14931,7 +14927,7 @@
     <w:lsdException w:unhideWhenUsed="0" w:uiPriority="0" w:semiHidden="0" w:name="table of figures"/>
     <w:lsdException w:unhideWhenUsed="0" w:uiPriority="0" w:semiHidden="0" w:name="envelope address"/>
     <w:lsdException w:unhideWhenUsed="0" w:uiPriority="0" w:semiHidden="0" w:name="envelope return"/>
-    <w:lsdException w:uiPriority="99" w:name="footnote reference"/>
+    <w:lsdException w:qFormat="1" w:uiPriority="99" w:name="footnote reference"/>
     <w:lsdException w:unhideWhenUsed="0" w:uiPriority="0" w:semiHidden="0" w:name="annotation reference"/>
     <w:lsdException w:unhideWhenUsed="0" w:uiPriority="0" w:semiHidden="0" w:name="line number"/>
     <w:lsdException w:unhideWhenUsed="0" w:uiPriority="0" w:semiHidden="0" w:name="page number"/>
@@ -14996,7 +14992,7 @@
     <w:lsdException w:unhideWhenUsed="0" w:uiPriority="0" w:semiHidden="0" w:name="HTML Sample"/>
     <w:lsdException w:unhideWhenUsed="0" w:uiPriority="0" w:semiHidden="0" w:name="HTML Typewriter"/>
     <w:lsdException w:unhideWhenUsed="0" w:uiPriority="0" w:semiHidden="0" w:name="HTML Variable"/>
-    <w:lsdException w:unhideWhenUsed="0" w:uiPriority="0" w:name="Normal Table"/>
+    <w:lsdException w:qFormat="1" w:unhideWhenUsed="0" w:uiPriority="0" w:name="Normal Table"/>
     <w:lsdException w:unhideWhenUsed="0" w:uiPriority="0" w:semiHidden="0" w:name="annotation subject"/>
     <w:lsdException w:unhideWhenUsed="0" w:uiPriority="0" w:semiHidden="0" w:name="Table Simple 1"/>
     <w:lsdException w:unhideWhenUsed="0" w:uiPriority="0" w:semiHidden="0" w:name="Table Simple 2"/>
@@ -15267,6 +15263,7 @@
   <w:style w:type="table" w:default="1" w:styleId="10">
     <w:name w:val="Normal Table"/>
     <w:semiHidden/>
+    <w:qFormat/>
     <w:uiPriority w:val="0"/>
     <w:tblPr>
       <w:tblCellMar>
@@ -15328,6 +15325,7 @@
     <w:name w:val="footnote reference"/>
     <w:semiHidden/>
     <w:unhideWhenUsed/>
+    <w:qFormat/>
     <w:uiPriority w:val="99"/>
     <w:rPr>
       <w:vertAlign w:val="superscript"/>
